--- a/פרוייקט_i24_סיכום.docx
+++ b/פרוייקט_i24_סיכום.docx
@@ -195,7 +195,7 @@
           <w:color w:val="1E40AF"/>
           <w:sz w:val="44"/>
         </w:rPr>
-        <w:t>2. הבעיה העסקית</w:t>
+        <w:t>2. הבעיה העסקית — לפי מנהל המחקר של i24</w:t>
       </w:r>
     </w:p>
     <w:p>
@@ -211,7 +211,7 @@
           <w:color w:val="1E40AF"/>
           <w:sz w:val="32"/>
         </w:rPr>
-        <w:t>מי הצרכן</w:t>
+        <w:t>המטרה המרכזית</w:t>
       </w:r>
     </w:p>
     <w:p>
@@ -222,10 +222,11 @@
       <w:r>
         <w:rPr>
           <w:rFonts w:ascii="David" w:hAnsi="David"/>
-          <w:b w:val="0"/>
+          <w:i/>
+          <w:color w:val="6B7280"/>
           <w:sz w:val="22"/>
         </w:rPr>
-        <w:t>אנליסט מחקר ב-i24 — צריך לחזות רייטינג של תוכנית לפני שהיא משודרת, לתכנון לוח שידורים.</w:t>
+        <w:t>"ניבוי רייטינג של תוכניות. כל שאר הפרמטרים נועדו לסייע. המטרה המרכזית היא ניבוי רייטינג."</w:t>
       </w:r>
     </w:p>
     <w:p>
@@ -241,9 +242,247 @@
           <w:color w:val="1E40AF"/>
           <w:sz w:val="32"/>
         </w:rPr>
-        <w:t>השאלה</w:t>
+        <w:t>אופק הזמן</w:t>
       </w:r>
     </w:p>
+    <w:p>
+      <w:pPr>
+        <w:bidi/>
+        <w:jc w:val="right"/>
+      </w:pPr>
+      <w:r>
+        <w:rPr>
+          <w:rFonts w:ascii="David" w:hAnsi="David"/>
+          <w:b w:val="0"/>
+          <w:sz w:val="22"/>
+        </w:rPr>
+        <w:t>סוף שנה / כמה חודשים קדימה — לא חיזוי לעוד שבוע, אלא תכנון אסטרטגי לטווח בינוני-ארוך.</w:t>
+      </w:r>
+    </w:p>
+    <w:p>
+      <w:pPr>
+        <w:pStyle w:val="Heading2"/>
+        <w:jc w:val="right"/>
+        <w:bidi/>
+      </w:pPr>
+      <w:r>
+        <w:rPr>
+          <w:rFonts w:ascii="David" w:hAnsi="David"/>
+          <w:b/>
+          <w:color w:val="1E40AF"/>
+          <w:sz w:val="32"/>
+        </w:rPr>
+        <w:t>הערך העסקי — למה כל הארגון תלוי בזה</w:t>
+      </w:r>
+    </w:p>
+    <w:tbl>
+      <w:tblPr>
+        <w:tblStyle w:val="LightGrid-Accent1"/>
+        <w:tblW w:type="auto" w:w="0"/>
+        <w:jc w:val="right"/>
+        <w:tblLook w:firstColumn="1" w:firstRow="1" w:lastColumn="0" w:lastRow="0" w:noHBand="0" w:noVBand="1" w:val="04A0"/>
+      </w:tblPr>
+      <w:tblGrid>
+        <w:gridCol w:w="4986"/>
+        <w:gridCol w:w="4986"/>
+      </w:tblGrid>
+      <w:tr>
+        <w:tc>
+          <w:tcPr>
+            <w:tcW w:type="dxa" w:w="4986"/>
+            <w:shd w:fill="1E40AF"/>
+          </w:tcPr>
+          <w:p>
+            <w:pPr>
+              <w:bidi/>
+              <w:jc w:val="right"/>
+            </w:pPr>
+            <w:r>
+              <w:rPr>
+                <w:rFonts w:ascii="David" w:hAnsi="David"/>
+                <w:b/>
+                <w:color w:val="FFFFFF"/>
+                <w:sz w:val="22"/>
+              </w:rPr>
+              <w:t>תחום</w:t>
+            </w:r>
+          </w:p>
+        </w:tc>
+        <w:tc>
+          <w:tcPr>
+            <w:tcW w:type="dxa" w:w="4986"/>
+            <w:shd w:fill="1E40AF"/>
+          </w:tcPr>
+          <w:p>
+            <w:pPr>
+              <w:bidi/>
+              <w:jc w:val="right"/>
+            </w:pPr>
+            <w:r>
+              <w:rPr>
+                <w:rFonts w:ascii="David" w:hAnsi="David"/>
+                <w:b/>
+                <w:color w:val="FFFFFF"/>
+                <w:sz w:val="22"/>
+              </w:rPr>
+              <w:t>מה מתאפשר</w:t>
+            </w:r>
+          </w:p>
+        </w:tc>
+      </w:tr>
+      <w:tr>
+        <w:tc>
+          <w:tcPr>
+            <w:tcW w:type="dxa" w:w="4986"/>
+          </w:tcPr>
+          <w:p>
+            <w:pPr>
+              <w:bidi/>
+              <w:jc w:val="right"/>
+            </w:pPr>
+            <w:r>
+              <w:rPr>
+                <w:rFonts w:ascii="David" w:hAnsi="David"/>
+                <w:sz w:val="20"/>
+              </w:rPr>
+              <w:t>תכנון</w:t>
+            </w:r>
+          </w:p>
+        </w:tc>
+        <w:tc>
+          <w:tcPr>
+            <w:tcW w:type="dxa" w:w="4986"/>
+          </w:tcPr>
+          <w:p>
+            <w:pPr>
+              <w:bidi/>
+              <w:jc w:val="right"/>
+            </w:pPr>
+            <w:r>
+              <w:rPr>
+                <w:rFonts w:ascii="David" w:hAnsi="David"/>
+                <w:sz w:val="20"/>
+              </w:rPr>
+              <w:t>בניית תוכניות עבודה מבוססות נתונים</w:t>
+            </w:r>
+          </w:p>
+        </w:tc>
+      </w:tr>
+      <w:tr>
+        <w:tc>
+          <w:tcPr>
+            <w:tcW w:type="dxa" w:w="4986"/>
+          </w:tcPr>
+          <w:p>
+            <w:pPr>
+              <w:bidi/>
+              <w:jc w:val="right"/>
+            </w:pPr>
+            <w:r>
+              <w:rPr>
+                <w:rFonts w:ascii="David" w:hAnsi="David"/>
+                <w:sz w:val="20"/>
+              </w:rPr>
+              <w:t>כספים</w:t>
+            </w:r>
+          </w:p>
+        </w:tc>
+        <w:tc>
+          <w:tcPr>
+            <w:tcW w:type="dxa" w:w="4986"/>
+          </w:tcPr>
+          <w:p>
+            <w:pPr>
+              <w:bidi/>
+              <w:jc w:val="right"/>
+            </w:pPr>
+            <w:r>
+              <w:rPr>
+                <w:rFonts w:ascii="David" w:hAnsi="David"/>
+                <w:sz w:val="20"/>
+              </w:rPr>
+              <w:t>תחזית הכנסות (מחיר פרסום נגזר מרייטינג)</w:t>
+            </w:r>
+          </w:p>
+        </w:tc>
+      </w:tr>
+      <w:tr>
+        <w:tc>
+          <w:tcPr>
+            <w:tcW w:type="dxa" w:w="4986"/>
+          </w:tcPr>
+          <w:p>
+            <w:pPr>
+              <w:bidi/>
+              <w:jc w:val="right"/>
+            </w:pPr>
+            <w:r>
+              <w:rPr>
+                <w:rFonts w:ascii="David" w:hAnsi="David"/>
+                <w:sz w:val="20"/>
+              </w:rPr>
+              <w:t>תקציב</w:t>
+            </w:r>
+          </w:p>
+        </w:tc>
+        <w:tc>
+          <w:tcPr>
+            <w:tcW w:type="dxa" w:w="4986"/>
+          </w:tcPr>
+          <w:p>
+            <w:pPr>
+              <w:bidi/>
+              <w:jc w:val="right"/>
+            </w:pPr>
+            <w:r>
+              <w:rPr>
+                <w:rFonts w:ascii="David" w:hAnsi="David"/>
+                <w:sz w:val="20"/>
+              </w:rPr>
+              <w:t>תחזית הוצאות (כמה משאבים להשקיע בהפקה)</w:t>
+            </w:r>
+          </w:p>
+        </w:tc>
+      </w:tr>
+      <w:tr>
+        <w:tc>
+          <w:tcPr>
+            <w:tcW w:type="dxa" w:w="4986"/>
+          </w:tcPr>
+          <w:p>
+            <w:pPr>
+              <w:bidi/>
+              <w:jc w:val="right"/>
+            </w:pPr>
+            <w:r>
+              <w:rPr>
+                <w:rFonts w:ascii="David" w:hAnsi="David"/>
+                <w:sz w:val="20"/>
+              </w:rPr>
+              <w:t>לוז</w:t>
+            </w:r>
+          </w:p>
+        </w:tc>
+        <w:tc>
+          <w:tcPr>
+            <w:tcW w:type="dxa" w:w="4986"/>
+          </w:tcPr>
+          <w:p>
+            <w:pPr>
+              <w:bidi/>
+              <w:jc w:val="right"/>
+            </w:pPr>
+            <w:r>
+              <w:rPr>
+                <w:rFonts w:ascii="David" w:hAnsi="David"/>
+                <w:sz w:val="20"/>
+              </w:rPr>
+              <w:t>שינויי לוח שידורים, הוספה/הסרת תוכניות, סדר השידור</w:t>
+            </w:r>
+          </w:p>
+        </w:tc>
+      </w:tr>
+    </w:tbl>
     <w:p>
       <w:pPr>
         <w:bidi/>
@@ -256,22 +495,7 @@
           <w:color w:val="6B7280"/>
           <w:sz w:val="22"/>
         </w:rPr>
-        <w:t>"מה הרייטינג הצפוי לקבינט שישי בשבוע הבא?"</w:t>
-      </w:r>
-    </w:p>
-    <w:p>
-      <w:pPr>
-        <w:bidi/>
-        <w:jc w:val="right"/>
-      </w:pPr>
-      <w:r>
-        <w:rPr>
-          <w:rFonts w:ascii="David" w:hAnsi="David"/>
-          <w:i/>
-          <w:color w:val="6B7280"/>
-          <w:sz w:val="22"/>
-        </w:rPr>
-        <w:t>"מה אם נעביר את חדר חדשות 21 לרביעי?"</w:t>
+        <w:t>"כל הארגון תלוי בנתונים האלה."</w:t>
       </w:r>
     </w:p>
     <w:p>
@@ -287,7 +511,21 @@
           <w:color w:val="1E40AF"/>
           <w:sz w:val="32"/>
         </w:rPr>
-        <w:t>למה זה חשוב</w:t>
+        <w:t>אבולוציה עתידית — מתוכנית-בודדת לרצועות</w:t>
+      </w:r>
+    </w:p>
+    <w:p>
+      <w:pPr>
+        <w:bidi/>
+        <w:jc w:val="right"/>
+      </w:pPr>
+      <w:r>
+        <w:rPr>
+          <w:rFonts w:ascii="David" w:hAnsi="David"/>
+          <w:b w:val="0"/>
+          <w:sz w:val="22"/>
+        </w:rPr>
+        <w:t>ברגע שכלי הניבוי לתוכניות עובד טוב, ניתן להתפתח ל:</w:t>
       </w:r>
     </w:p>
     <w:p>
@@ -301,7 +539,7 @@
           <w:rFonts w:ascii="David" w:hAnsi="David"/>
           <w:sz w:val="22"/>
         </w:rPr>
-        <w:t>כל סטיית רייטינג של 0.1 = השפעה מסחרית (מחיר פרסום, חוזים)</w:t>
+        <w:t>ניבוי רצועות כלליות (לדוגמה: כל רצועת הפריים-טיים)</w:t>
       </w:r>
     </w:p>
     <w:p>
@@ -315,7 +553,7 @@
           <w:rFonts w:ascii="David" w:hAnsi="David"/>
           <w:sz w:val="22"/>
         </w:rPr>
-        <w:t>מנהלי תוכן בונים לוח שידורים עד חודש מראש</w:t>
+        <w:t>אופטימיזציה של פרסומות — כמה דקות פרסום אפשר להכניס לרצועה מבלי לפגוע ברייטינג מעבר לרף</w:t>
       </w:r>
     </w:p>
     <w:p>
@@ -329,7 +567,79 @@
           <w:rFonts w:ascii="David" w:hAnsi="David"/>
           <w:sz w:val="22"/>
         </w:rPr>
-        <w:t>כיום: ההחלטות מבוססות על ניחוש מומחה + אקסל</w:t>
+        <w:t>סימולציות תכנון — מה יקרה אם נעביר תוכנית X מ-19:00 ל-21:00</w:t>
+      </w:r>
+    </w:p>
+    <w:p>
+      <w:pPr>
+        <w:pStyle w:val="ListBullet"/>
+        <w:bidi/>
+        <w:jc w:val="right"/>
+      </w:pPr>
+      <w:r>
+        <w:rPr>
+          <w:rFonts w:ascii="David" w:hAnsi="David"/>
+          <w:sz w:val="22"/>
+        </w:rPr>
+        <w:t>חישובי trade-off — איזון בין הכנסות פרסום ל-engagement</w:t>
+      </w:r>
+    </w:p>
+    <w:p>
+      <w:pPr>
+        <w:pStyle w:val="Heading2"/>
+        <w:jc w:val="right"/>
+        <w:bidi/>
+      </w:pPr>
+      <w:r>
+        <w:rPr>
+          <w:rFonts w:ascii="David" w:hAnsi="David"/>
+          <w:b/>
+          <w:color w:val="1E40AF"/>
+          <w:sz w:val="32"/>
+        </w:rPr>
+        <w:t>איך זה מתורגם ל-MVP</w:t>
+      </w:r>
+    </w:p>
+    <w:p>
+      <w:pPr>
+        <w:pStyle w:val="ListBullet"/>
+        <w:bidi/>
+        <w:jc w:val="right"/>
+      </w:pPr>
+      <w:r>
+        <w:rPr>
+          <w:rFonts w:ascii="David" w:hAnsi="David"/>
+          <w:sz w:val="22"/>
+        </w:rPr>
+        <w:t>MVP1 (קיים): ניבוי רייטינג של תוכנית בודדת, אופק עד שנה קדימה</w:t>
+      </w:r>
+    </w:p>
+    <w:p>
+      <w:pPr>
+        <w:pStyle w:val="ListBullet"/>
+        <w:bidi/>
+        <w:jc w:val="right"/>
+      </w:pPr>
+      <w:r>
+        <w:rPr>
+          <w:rFonts w:ascii="David" w:hAnsi="David"/>
+          <w:sz w:val="22"/>
+        </w:rPr>
+        <w:t>MVP2 (next): ניבוי רצועות (פריים, אחה"צ) — אגרגציה של חיזויי תוכניות</w:t>
+      </w:r>
+    </w:p>
+    <w:p>
+      <w:pPr>
+        <w:pStyle w:val="ListBullet"/>
+        <w:bidi/>
+        <w:jc w:val="right"/>
+      </w:pPr>
+      <w:r>
+        <w:rPr>
+          <w:rFonts w:ascii="David" w:hAnsi="David"/>
+          <w:sz w:val="22"/>
+        </w:rPr>
+        <w:t>MVP3 (vision): מחשבון פרסומות — דקות פרסום → צפי ירידה ברייטינג</w:t>
       </w:r>
     </w:p>
     <w:p>
